--- a/data/revised_2026-10_full/outputs/v2/Physics/SS4.2_Introduction_to_Space_Physics/Physics_Introduction_to_Space_Physics_SummaryTable.docx
+++ b/data/revised_2026-10_full/outputs/v2/Physics/SS4.2_Introduction_to_Space_Physics/Physics_Introduction_to_Space_Physics_SummaryTable.docx
@@ -2464,7 +2464,7 @@
         </w:rPr>
         <w:t xml:space="preserve">© 2026 SeaVuria and ARES. This work is licensed under a </w:t>
       </w:r>
-      <w:hyperlink w:history="1" r:id="rId2_fyse4keq3oifruy7a6n">
+      <w:hyperlink w:history="1" r:id="rIdkpowqjacglhd_stwt-j66">
         <w:r>
           <w:rPr>
             <w:rFonts w:ascii="Arial" w:cs="Arial" w:eastAsia="Arial" w:hAnsi="Arial"/>
@@ -2484,7 +2484,7 @@
         </w:rPr>
         <w:t xml:space="preserve"> (</w:t>
       </w:r>
-      <w:hyperlink w:history="1" r:id="rIdjogssjjpwpx0diyw6thol">
+      <w:hyperlink w:history="1" r:id="rIdq8uunyu0pdxyyhw3aabx1">
         <w:r>
           <w:rPr>
             <w:rFonts w:ascii="Arial" w:cs="Arial" w:eastAsia="Arial" w:hAnsi="Arial"/>
@@ -2504,7 +2504,7 @@
         </w:rPr>
         <w:t xml:space="preserve">). To view a copy of this license, visit </w:t>
       </w:r>
-      <w:hyperlink w:history="1" r:id="rIdy0zjriruyac2xzojoemad">
+      <w:hyperlink w:history="1" r:id="rId2_yvhiubzvm6ste5rw61i">
         <w:r>
           <w:rPr>
             <w:rFonts w:ascii="Arial" w:cs="Arial" w:eastAsia="Arial" w:hAnsi="Arial"/>
